--- a/tests/fixtures/synthetic/files/blog_post__near_duplicate_clone.docx
+++ b/tests/fixtures/synthetic/files/blog_post__near_duplicate_clone.docx
@@ -20,7 +20,7 @@
     </w:p>
     <w:p>
       <w:r>
-        <w:t>What we know about early detection of pancreatic cancer using circulating tumor DNA, and what to watch.</w:t>
+        <w:t>What we know about early detection of pancreatic cancer using circulating tumor DNA, and what to watch [1].</w:t>
       </w:r>
     </w:p>
     <w:p>
@@ -33,7 +33,7 @@
     </w:p>
     <w:p>
       <w:r>
-        <w:t>The takeaways are meant to inform, not to prescribe. The evidence base is partial, and important gaps remain. Practitioners and policymakers alike have a role to play here.</w:t>
+        <w:t>The takeaways are meant to inform, not to prescribe [2]. The evidence base is partial, and important gaps remain [3]. Practitioners and policymakers alike have a role to play here [4].</w:t>
       </w:r>
     </w:p>
     <w:p>
@@ -46,7 +46,7 @@
     </w:p>
     <w:p>
       <w:r>
-        <w:t>Practitioners and policymakers alike have a role to play here. The present article considers early detection of pancreatic cancer using circulating tumor DNA, a question of growing public interest. Recent analysis points toward a tractable path forward.</w:t>
+        <w:t>Practitioners and policymakers alike have a role to play here [5]. The present article considers early detection of pancreatic cancer using circulating tumor DNA, a question of growing public interest [6]. Recent analysis points toward a tractable path forward [7].</w:t>
       </w:r>
     </w:p>
     <w:p>
@@ -59,7 +59,12 @@
     </w:p>
     <w:p>
       <w:r>
-        <w:t>Careful framing guards against overstatement.</w:t>
+        <w:t>Careful framing guards against overstatement [8].</w:t>
+      </w:r>
+    </w:p>
+    <w:p>
+      <w:r>
+        <w:t>As one source notes, “The approach integrates established core methods with a novel analytical pipeline.” [1]</w:t>
       </w:r>
     </w:p>
     <w:p>
